--- a/flow/20230927_hours/тропарі-спеціальні/тропарі-спеціальні-12.docx
+++ b/flow/20230927_hours/тропарі-спеціальні/тропарі-спеціальні-12.docx
@@ -48,7 +48,13 @@
         <w:rPr>
           <w:rFonts w:cs="Times New Roman"/>
         </w:rPr>
-        <w:t xml:space="preserve"> Вірою праотців оправдав Ти,* з народів через них Ти Церкву наперед заручив.* Хваляться у славі святі, бо з сімени їх є плід благословенний – та, що без сімени родила Тебе.* Їх молитвами, Христе Боже, помилуй нас.</w:t>
+        <w:t xml:space="preserve"> </w:t>
+      </w:r>
+      <w:r>
+        <w:rPr>
+          <w:rFonts w:cs="Times New Roman"/>
+        </w:rPr>
+        <w:t>Ві́рою праотці́в оправда́в Ти,* з наро́дів че́рез них Ти Це́ркву напере́д заручи́в.* Хва́ляться у сла́ві святі́, бо з сі́мени їх є плід благослове́нний* – та, що без сі́мени роди́ла Тебе́.* Їх молитва́ми, Хри́сте Бо́же, поми́луй нас.</w:t>
       </w:r>
     </w:p>
     <w:p>
@@ -71,7 +77,13 @@
         <w:rPr>
           <w:rFonts w:cs="Times New Roman"/>
         </w:rPr>
-        <w:t xml:space="preserve"> Рукописаному образові не поклонившися,* але неописанним єством захистившися, триблаженні,* в подвизі вогню ви прославилися,* і посеред нестерпного полум’я стоячи, Бога ви призвали:* Поспішись, о, Щедрий, і скоро прийди як милостивий нам на поміч,* бо Ти можеш, якщо воля Твоя.</w:t>
+        <w:t xml:space="preserve"> </w:t>
+      </w:r>
+      <w:r>
+        <w:rPr>
+          <w:rFonts w:cs="Times New Roman"/>
+        </w:rPr>
+        <w:t>Рукопи́саному о́бразові не поклони́вшися,* але́ неописа́нним єство́м захисти́вшися, триблаже́нні,* в по́двизі вогню́ ви просла́вилися* і, посере́д несте́рпного по́лум’я стоячи́, Бо́га ви призва́ли:* Поспіши́сь, о, Ще́дрий, і ско́ро прийди́, як милости́вий, нам на по́міч,* бо Ти мо́жеш, якщо́ во́ля Твоя́.</w:t>
       </w:r>
     </w:p>
     <w:p>
@@ -121,7 +133,13 @@
         <w:rPr>
           <w:rFonts w:cs="Times New Roman"/>
         </w:rPr>
-        <w:t xml:space="preserve"> Великі подвиги віри,* в джерелі полум’я, як на спокійній воді, святі три отроки радувалися;* і пророк Даниїл пастирем левів, наче овець, являвся.* Їх молитвами, Христе Боже, спаси душі наші.</w:t>
+        <w:t xml:space="preserve"> </w:t>
+      </w:r>
+      <w:r>
+        <w:rPr>
+          <w:rFonts w:cs="Times New Roman"/>
+        </w:rPr>
+        <w:t>Вели́кі по́двиги ві́ри,* в джерелі́ полу́м’я, як на спокі́йній воді́, святі́ три о́троки ра́дувалися;* і проро́к Даниї́л па́стирем ле́вів, на́че ове́ць, явля́вся.* Їх молитва́ми, Хри́сте Бо́же, спаси́ ду́ші на́ші.</w:t>
       </w:r>
     </w:p>
     <w:p>
@@ -144,7 +162,37 @@
         <w:rPr>
           <w:rFonts w:cs="Times New Roman"/>
         </w:rPr>
-        <w:t xml:space="preserve"> Рукописаному образові не поклонившися,* але неописанним єством захистившися, триблаженні,* в подвизі вогню ви прославилися* і, посеред нестерпного полум’я стоячи, Бога ви призвали:* Поспішись, о Щедрий, і скоро прийди як милостивий нам на поміч,* бо Ти можеш, якщо воля Твоя.</w:t>
+        <w:t xml:space="preserve"> </w:t>
+      </w:r>
+      <w:r>
+        <w:rPr>
+          <w:rFonts w:cs="Times New Roman"/>
+        </w:rPr>
+        <w:t>Рукопи́саному о́бразові не поклони́вшися,* але́ неописа́нним єство́м захисти́вшися, триблаже́нні,* в по́двизі вогню́ ви просла́вилися* і, посере́д несте́рпного по́лум’я стоячи́, Бо́га ви призва́ли:* Поспіши́сь, о, Ще́дрий, і ско́ро прийди́</w:t>
+      </w:r>
+      <w:r>
+        <w:rPr>
+          <w:rFonts w:cs="Times New Roman"/>
+        </w:rPr>
+        <w:t>,</w:t>
+      </w:r>
+      <w:r>
+        <w:rPr>
+          <w:rFonts w:cs="Times New Roman"/>
+        </w:rPr>
+        <w:t xml:space="preserve"> як милости́вий</w:t>
+      </w:r>
+      <w:r>
+        <w:rPr>
+          <w:rFonts w:cs="Times New Roman"/>
+        </w:rPr>
+        <w:t>,</w:t>
+      </w:r>
+      <w:r>
+        <w:rPr>
+          <w:rFonts w:cs="Times New Roman"/>
+        </w:rPr>
+        <w:t xml:space="preserve"> нам на по́міч,* бо Ти мо́жеш, якщо́ во́ля Твоя́.</w:t>
       </w:r>
     </w:p>
     <w:p>
@@ -186,6 +234,7 @@
         <w:outlineLvl w:val="9"/>
         <w:rPr>
           <w:rFonts w:ascii="Times New Roman" w:eastAsia="Times New Roman" w:hAnsi="Times New Roman" w:cs="Times New Roman"/>
+          <w:color w:val="333333"/>
           <w:position w:val="0"/>
           <w:sz w:val="24"/>
           <w:szCs w:val="24"/>
@@ -211,34 +260,65 @@
           <w:sz w:val="24"/>
           <w:szCs w:val="24"/>
         </w:rPr>
-        <w:t xml:space="preserve"> Благовістуй, Йосифе, чудеса Давидові, богоотцю.* Ти бачив Діву, що родила;* з пастирями славословив Ти,* з волхвами поклонився Ти, від ангела вістку прийнявши.* Моли Христа Бога спасти душі наші.</w:t>
+        <w:t xml:space="preserve"> </w:t>
+      </w:r>
+      <w:r>
+        <w:rPr>
+          <w:rFonts w:ascii="Times New Roman" w:eastAsia="Times New Roman" w:hAnsi="Times New Roman" w:cs="Times New Roman"/>
+          <w:color w:val="333333"/>
+          <w:position w:val="0"/>
+          <w:sz w:val="24"/>
+          <w:szCs w:val="24"/>
+        </w:rPr>
+        <w:t>Благовісту́й, Йо́сифе, чудеса́ Дави́дові, богоотцю́.* Ти ба́чив Ді́ву, що роди́ла;* з па́стирями славосло́вив Ти,* з волхва́ми поклони́вся Ти, від а́нгела ві́стку прийня́вши.* Моли́ Христа́ Бо́га спасти́ ду́ші на́ші.</w:t>
       </w:r>
     </w:p>
     <w:p>
       <w:pPr>
-        <w:pStyle w:val="NormalWeb"/>
-        <w:ind w:left="0" w:hanging="2"/>
-        <w:rPr>
-          <w:rFonts w:cs="Times New Roman"/>
+        <w:suppressAutoHyphens w:val="0"/>
+        <w:spacing w:after="120" w:line="240" w:lineRule="auto"/>
+        <w:ind w:leftChars="0" w:left="0" w:firstLineChars="0" w:hanging="2"/>
+        <w:jc w:val="both"/>
+        <w:textDirection w:val="lrTb"/>
+        <w:textAlignment w:val="auto"/>
+        <w:outlineLvl w:val="9"/>
+        <w:rPr>
+          <w:rFonts w:ascii="Times New Roman" w:hAnsi="Times New Roman" w:cs="Times New Roman"/>
+          <w:sz w:val="24"/>
+          <w:szCs w:val="24"/>
         </w:rPr>
       </w:pPr>
       <w:r>
         <w:rPr>
-          <w:rFonts w:cs="Times New Roman"/>
+          <w:rFonts w:ascii="Times New Roman" w:hAnsi="Times New Roman" w:cs="Times New Roman"/>
           <w:i/>
           <w:iCs/>
           <w:color w:val="FF4400"/>
           <w:position w:val="0"/>
+          <w:sz w:val="24"/>
+          <w:szCs w:val="24"/>
         </w:rPr>
         <w:t>Кондак (г. 3):</w:t>
       </w:r>
       <w:r>
         <w:rPr>
-          <w:rFonts w:cs="Times New Roman"/>
+          <w:rFonts w:ascii="Times New Roman" w:hAnsi="Times New Roman" w:cs="Times New Roman"/>
           <w:color w:val="333333"/>
           <w:position w:val="0"/>
-        </w:rPr>
-        <w:t xml:space="preserve"> Днесь радости сповняється божественний Давид,* а Йосиф хвалу з Яковом приносить;* вінець бо прийнявши через споріднення з Христом, радуються,* і несказанно на землі родженого оспівують, і кличуть:* Щедрий, спасай тих, що Тебе почитають.</w:t>
+          <w:sz w:val="24"/>
+          <w:szCs w:val="24"/>
+        </w:rPr>
+        <w:t xml:space="preserve"> </w:t>
+      </w:r>
+      <w:r>
+        <w:rPr>
+          <w:rFonts w:ascii="Times New Roman" w:hAnsi="Times New Roman" w:cs="Times New Roman"/>
+          <w:color w:val="333333"/>
+          <w:position w:val="0"/>
+          <w:sz w:val="24"/>
+          <w:szCs w:val="24"/>
+        </w:rPr>
+        <w:t>Днесь ра́дости сповня́ється божестве́нний Дави́д,* а Йо́сиф хвалу́ з Я́ковом прино́сить;* віне́ць бо прийня́вши че́рез спорі́днення з Христо́м, ра́дуються,* і несказа́нно на землі́ ро́дженого оспі́вують, і кли́чуть:* Ще́дрий, спаса́й тих, що Тебе́ почита́ють.</w:t>
       </w:r>
     </w:p>
     <w:p>
